--- a/internal_doc/00.项目管理/01.会议纪要/例会纪要_20140616.docx
+++ b/internal_doc/00.项目管理/01.会议纪要/例会纪要_20140616.docx
@@ -158,7 +158,13 @@
               <w:rPr>
                 <w:rFonts w:hint="eastAsia"/>
               </w:rPr>
-              <w:t>丁普生、</w:t>
+              <w:t>丁普升</w:t>
+            </w:r>
+            <w:r>
+              <w:rPr>
+                <w:rFonts w:hint="eastAsia"/>
+              </w:rPr>
+              <w:t>、</w:t>
             </w:r>
             <w:r>
               <w:t xml:space="preserve"> </w:t>
@@ -881,11 +887,6 @@
             <w:tcW w:w="1818" w:type="dxa"/>
           </w:tcPr>
           <w:p>
-            <w:pPr>
-              <w:rPr>
-                <w:rFonts w:hint="eastAsia"/>
-              </w:rPr>
-            </w:pPr>
             <w:r>
               <w:rPr>
                 <w:rFonts w:hint="eastAsia"/>
@@ -1031,13 +1032,7 @@
               <w:rPr>
                 <w:rFonts w:hint="eastAsia"/>
               </w:rPr>
-              <w:t>上周已经</w:t>
-            </w:r>
-            <w:r>
-              <w:rPr>
-                <w:rFonts w:hint="eastAsia"/>
-              </w:rPr>
-              <w:t>验证部分问题单</w:t>
+              <w:t>上周已经验证部分问题单</w:t>
             </w:r>
             <w:r>
               <w:rPr>
@@ -1153,9 +1148,6 @@
           <w:p>
             <w:pPr>
               <w:jc w:val="left"/>
-              <w:rPr>
-                <w:rFonts w:hint="eastAsia"/>
-              </w:rPr>
             </w:pPr>
             <w:r>
               <w:rPr>
@@ -1167,9 +1159,6 @@
           <w:p>
             <w:pPr>
               <w:jc w:val="left"/>
-              <w:rPr>
-                <w:rFonts w:hint="eastAsia"/>
-              </w:rPr>
             </w:pPr>
             <w:r>
               <w:rPr>
@@ -1193,9 +1182,6 @@
           <w:p>
             <w:pPr>
               <w:jc w:val="left"/>
-              <w:rPr>
-                <w:rFonts w:hint="eastAsia"/>
-              </w:rPr>
             </w:pPr>
           </w:p>
           <w:p>
@@ -1235,11 +1221,6 @@
             <w:tcW w:w="3652" w:type="dxa"/>
           </w:tcPr>
           <w:p>
-            <w:pPr>
-              <w:rPr>
-                <w:rFonts w:hint="eastAsia"/>
-              </w:rPr>
-            </w:pPr>
             <w:r>
               <w:rPr>
                 <w:rFonts w:hint="eastAsia"/>
@@ -1259,11 +1240,6 @@
             <w:tcW w:w="992" w:type="dxa"/>
           </w:tcPr>
           <w:p>
-            <w:pPr>
-              <w:rPr>
-                <w:rFonts w:hint="eastAsia"/>
-              </w:rPr>
-            </w:pPr>
             <w:r>
               <w:rPr>
                 <w:rFonts w:hint="eastAsia"/>
@@ -1277,11 +1253,6 @@
             <w:tcW w:w="1044" w:type="dxa"/>
           </w:tcPr>
           <w:p>
-            <w:pPr>
-              <w:rPr>
-                <w:rFonts w:hint="eastAsia"/>
-              </w:rPr>
-            </w:pPr>
             <w:r>
               <w:rPr>
                 <w:rFonts w:hint="eastAsia"/>
@@ -1303,9 +1274,6 @@
           <w:p>
             <w:pPr>
               <w:jc w:val="center"/>
-              <w:rPr>
-                <w:rFonts w:hint="eastAsia"/>
-              </w:rPr>
             </w:pPr>
           </w:p>
         </w:tc>
@@ -1432,11 +1400,6 @@
             <w:tcW w:w="3652" w:type="dxa"/>
           </w:tcPr>
           <w:p>
-            <w:pPr>
-              <w:rPr>
-                <w:rFonts w:hint="eastAsia"/>
-              </w:rPr>
-            </w:pPr>
             <w:r>
               <w:rPr>
                 <w:rFonts w:hint="eastAsia"/>
@@ -1456,11 +1419,6 @@
             <w:tcW w:w="992" w:type="dxa"/>
           </w:tcPr>
           <w:p>
-            <w:pPr>
-              <w:rPr>
-                <w:rFonts w:hint="eastAsia"/>
-              </w:rPr>
-            </w:pPr>
             <w:r>
               <w:rPr>
                 <w:rFonts w:hint="eastAsia"/>
@@ -1638,11 +1596,6 @@
             <w:tcW w:w="3652" w:type="dxa"/>
           </w:tcPr>
           <w:p>
-            <w:pPr>
-              <w:rPr>
-                <w:rFonts w:hint="eastAsia"/>
-              </w:rPr>
-            </w:pPr>
             <w:r>
               <w:rPr>
                 <w:rFonts w:hint="eastAsia"/>
@@ -1668,11 +1621,6 @@
             <w:tcW w:w="992" w:type="dxa"/>
           </w:tcPr>
           <w:p>
-            <w:pPr>
-              <w:rPr>
-                <w:rFonts w:hint="eastAsia"/>
-              </w:rPr>
-            </w:pPr>
             <w:r>
               <w:rPr>
                 <w:rFonts w:hint="eastAsia"/>
@@ -1686,11 +1634,6 @@
             <w:tcW w:w="1044" w:type="dxa"/>
           </w:tcPr>
           <w:p>
-            <w:pPr>
-              <w:rPr>
-                <w:rFonts w:hint="eastAsia"/>
-              </w:rPr>
-            </w:pPr>
             <w:r>
               <w:rPr>
                 <w:rFonts w:hint="eastAsia"/>
@@ -1725,11 +1668,6 @@
             <w:tcW w:w="3652" w:type="dxa"/>
           </w:tcPr>
           <w:p>
-            <w:pPr>
-              <w:rPr>
-                <w:rFonts w:hint="eastAsia"/>
-              </w:rPr>
-            </w:pPr>
             <w:r>
               <w:rPr>
                 <w:rFonts w:hint="eastAsia"/>
@@ -1749,11 +1687,6 @@
             <w:tcW w:w="992" w:type="dxa"/>
           </w:tcPr>
           <w:p>
-            <w:pPr>
-              <w:rPr>
-                <w:rFonts w:hint="eastAsia"/>
-              </w:rPr>
-            </w:pPr>
             <w:r>
               <w:rPr>
                 <w:rFonts w:hint="eastAsia"/>
@@ -1767,11 +1700,6 @@
             <w:tcW w:w="1044" w:type="dxa"/>
           </w:tcPr>
           <w:p>
-            <w:pPr>
-              <w:rPr>
-                <w:rFonts w:hint="eastAsia"/>
-              </w:rPr>
-            </w:pPr>
             <w:r>
               <w:rPr>
                 <w:rFonts w:hint="eastAsia"/>
@@ -1790,13 +1718,7 @@
           <w:tcPr>
             <w:tcW w:w="1818" w:type="dxa"/>
           </w:tcPr>
-          <w:p>
-            <w:pPr>
-              <w:rPr>
-                <w:rFonts w:hint="eastAsia"/>
-              </w:rPr>
-            </w:pPr>
-          </w:p>
+          <w:p/>
         </w:tc>
       </w:tr>
       <w:tr>
@@ -1881,13 +1803,7 @@
               <w:rPr>
                 <w:rFonts w:hint="eastAsia"/>
               </w:rPr>
-              <w:t>6-1</w:t>
-            </w:r>
-            <w:r>
-              <w:rPr>
-                <w:rFonts w:hint="eastAsia"/>
-              </w:rPr>
-              <w:t>6</w:t>
+              <w:t>6-16</w:t>
             </w:r>
           </w:p>
         </w:tc>
@@ -2068,7 +1984,7 @@
               <w:rPr>
                 <w:rFonts w:hint="eastAsia"/>
               </w:rPr>
-              <w:t>丁普生</w:t>
+              <w:t>丁普升</w:t>
             </w:r>
           </w:p>
         </w:tc>
@@ -2104,11 +2020,6 @@
             <w:tcW w:w="3652" w:type="dxa"/>
           </w:tcPr>
           <w:p>
-            <w:pPr>
-              <w:rPr>
-                <w:rFonts w:hint="eastAsia"/>
-              </w:rPr>
-            </w:pPr>
             <w:r>
               <w:rPr>
                 <w:rFonts w:hint="eastAsia"/>
@@ -2128,16 +2039,11 @@
             <w:tcW w:w="992" w:type="dxa"/>
           </w:tcPr>
           <w:p>
-            <w:pPr>
-              <w:rPr>
-                <w:rFonts w:hint="eastAsia"/>
-              </w:rPr>
-            </w:pPr>
-            <w:r>
-              <w:rPr>
-                <w:rFonts w:hint="eastAsia"/>
-              </w:rPr>
-              <w:t>丁普生</w:t>
+            <w:r>
+              <w:rPr>
+                <w:rFonts w:hint="eastAsia"/>
+              </w:rPr>
+              <w:t>丁普升</w:t>
             </w:r>
           </w:p>
         </w:tc>
@@ -2146,11 +2052,6 @@
             <w:tcW w:w="1044" w:type="dxa"/>
           </w:tcPr>
           <w:p>
-            <w:pPr>
-              <w:rPr>
-                <w:rFonts w:hint="eastAsia"/>
-              </w:rPr>
-            </w:pPr>
             <w:r>
               <w:rPr>
                 <w:rFonts w:hint="eastAsia"/>
@@ -2169,13 +2070,7 @@
           <w:tcPr>
             <w:tcW w:w="1818" w:type="dxa"/>
           </w:tcPr>
-          <w:p>
-            <w:pPr>
-              <w:rPr>
-                <w:rFonts w:hint="eastAsia"/>
-              </w:rPr>
-            </w:pPr>
-          </w:p>
+          <w:p/>
         </w:tc>
       </w:tr>
       <w:tr>
@@ -2207,7 +2102,7 @@
               <w:rPr>
                 <w:rFonts w:hint="eastAsia"/>
               </w:rPr>
-              <w:t>丁普生</w:t>
+              <w:t>丁普升</w:t>
             </w:r>
           </w:p>
           <w:p>
@@ -2462,11 +2357,6 @@
             <w:tcW w:w="3652" w:type="dxa"/>
           </w:tcPr>
           <w:p>
-            <w:pPr>
-              <w:rPr>
-                <w:rFonts w:hint="eastAsia"/>
-              </w:rPr>
-            </w:pPr>
             <w:r>
               <w:rPr>
                 <w:rFonts w:hint="eastAsia"/>
@@ -2480,11 +2370,6 @@
             <w:tcW w:w="992" w:type="dxa"/>
           </w:tcPr>
           <w:p>
-            <w:pPr>
-              <w:rPr>
-                <w:rFonts w:hint="eastAsia"/>
-              </w:rPr>
-            </w:pPr>
             <w:r>
               <w:rPr>
                 <w:rFonts w:hint="eastAsia"/>
@@ -2498,11 +2383,6 @@
             <w:tcW w:w="1044" w:type="dxa"/>
           </w:tcPr>
           <w:p>
-            <w:pPr>
-              <w:rPr>
-                <w:rFonts w:hint="eastAsia"/>
-              </w:rPr>
-            </w:pPr>
             <w:r>
               <w:rPr>
                 <w:rFonts w:hint="eastAsia"/>
@@ -2521,13 +2401,7 @@
           <w:tcPr>
             <w:tcW w:w="1818" w:type="dxa"/>
           </w:tcPr>
-          <w:p>
-            <w:pPr>
-              <w:rPr>
-                <w:rFonts w:hint="eastAsia"/>
-              </w:rPr>
-            </w:pPr>
-          </w:p>
+          <w:p/>
         </w:tc>
       </w:tr>
     </w:tbl>
@@ -2839,7 +2713,6 @@
           <w:p>
             <w:pPr>
               <w:rPr>
-                <w:rFonts w:hint="eastAsia"/>
                 <w:color w:val="000000" w:themeColor="text1"/>
                 <w:shd w:val="pct15" w:color="auto" w:fill="FFFFFF"/>
               </w:rPr>
@@ -2867,7 +2740,6 @@
           <w:p>
             <w:pPr>
               <w:rPr>
-                <w:rFonts w:hint="eastAsia"/>
                 <w:color w:val="DDD9C3" w:themeColor="background2" w:themeShade="E6"/>
                 <w:shd w:val="pct15" w:color="auto" w:fill="FFFFFF"/>
               </w:rPr>
@@ -2896,7 +2768,6 @@
           <w:p>
             <w:pPr>
               <w:rPr>
-                <w:rFonts w:hint="eastAsia"/>
                 <w:color w:val="000000" w:themeColor="text1"/>
                 <w:shd w:val="pct15" w:color="auto" w:fill="FFFFFF"/>
               </w:rPr>
@@ -2922,7 +2793,6 @@
           <w:p>
             <w:pPr>
               <w:rPr>
-                <w:rFonts w:hint="eastAsia"/>
                 <w:color w:val="DDD9C3" w:themeColor="background2" w:themeShade="E6"/>
                 <w:shd w:val="pct15" w:color="auto" w:fill="FFFFFF"/>
               </w:rPr>
@@ -2975,13 +2845,7 @@
           <w:tcPr>
             <w:tcW w:w="3369" w:type="dxa"/>
           </w:tcPr>
-          <w:p>
-            <w:pPr>
-              <w:rPr>
-                <w:rFonts w:hint="eastAsia"/>
-              </w:rPr>
-            </w:pPr>
-          </w:p>
+          <w:p/>
         </w:tc>
         <w:tc>
           <w:tcPr>
@@ -3217,7 +3081,6 @@
           <w:p>
             <w:pPr>
               <w:rPr>
-                <w:rFonts w:hint="eastAsia"/>
                 <w:color w:val="DDD9C3" w:themeColor="background2" w:themeShade="E6"/>
               </w:rPr>
             </w:pPr>
@@ -3253,7 +3116,6 @@
           <w:p>
             <w:pPr>
               <w:rPr>
-                <w:rFonts w:hint="eastAsia"/>
                 <w:color w:val="DDD9C3" w:themeColor="background2" w:themeShade="E6"/>
               </w:rPr>
             </w:pPr>
@@ -3273,7 +3135,6 @@
           <w:p>
             <w:pPr>
               <w:rPr>
-                <w:rFonts w:hint="eastAsia"/>
                 <w:color w:val="DDD9C3" w:themeColor="background2" w:themeShade="E6"/>
               </w:rPr>
             </w:pPr>
@@ -3340,7 +3201,6 @@
           <w:p>
             <w:pPr>
               <w:rPr>
-                <w:rFonts w:hint="eastAsia"/>
                 <w:color w:val="DDD9C3" w:themeColor="background2" w:themeShade="E6"/>
               </w:rPr>
             </w:pPr>
@@ -3381,7 +3241,6 @@
           <w:p>
             <w:pPr>
               <w:rPr>
-                <w:rFonts w:hint="eastAsia"/>
                 <w:color w:val="DDD9C3" w:themeColor="background2" w:themeShade="E6"/>
               </w:rPr>
             </w:pPr>
@@ -3401,7 +3260,6 @@
           <w:p>
             <w:pPr>
               <w:rPr>
-                <w:rFonts w:hint="eastAsia"/>
                 <w:color w:val="DDD9C3" w:themeColor="background2" w:themeShade="E6"/>
               </w:rPr>
             </w:pPr>
@@ -3440,7 +3298,6 @@
           <w:p>
             <w:pPr>
               <w:rPr>
-                <w:rFonts w:hint="eastAsia"/>
                 <w:color w:val="DDD9C3" w:themeColor="background2" w:themeShade="E6"/>
               </w:rPr>
             </w:pPr>
@@ -3462,7 +3319,6 @@
           <w:p>
             <w:pPr>
               <w:rPr>
-                <w:rFonts w:hint="eastAsia"/>
                 <w:color w:val="DDD9C3" w:themeColor="background2" w:themeShade="E6"/>
               </w:rPr>
             </w:pPr>
@@ -3482,7 +3338,6 @@
           <w:p>
             <w:pPr>
               <w:rPr>
-                <w:rFonts w:hint="eastAsia"/>
                 <w:color w:val="DDD9C3" w:themeColor="background2" w:themeShade="E6"/>
               </w:rPr>
             </w:pPr>
@@ -3502,7 +3357,6 @@
           <w:p>
             <w:pPr>
               <w:rPr>
-                <w:rFonts w:hint="eastAsia"/>
                 <w:color w:val="DDD9C3" w:themeColor="background2" w:themeShade="E6"/>
               </w:rPr>
             </w:pPr>
@@ -3562,20 +3416,20 @@
           <w:p>
             <w:pPr>
               <w:rPr>
-                <w:color w:val="D9D9D9" w:themeColor="background1" w:themeShade="D9"/>
-              </w:rPr>
-            </w:pPr>
-            <w:r>
-              <w:rPr>
-                <w:rFonts w:hint="eastAsia"/>
-                <w:color w:val="D9D9D9" w:themeColor="background1" w:themeShade="D9"/>
+                <w:color w:val="95DD9F" w:themeColor="background1" w:themeShade="D9"/>
+              </w:rPr>
+            </w:pPr>
+            <w:r>
+              <w:rPr>
+                <w:rFonts w:hint="eastAsia"/>
+                <w:color w:val="95DD9F" w:themeColor="background1" w:themeShade="D9"/>
               </w:rPr>
               <w:t>PG</w:t>
             </w:r>
             <w:r>
               <w:rPr>
                 <w:rFonts w:hint="eastAsia"/>
-                <w:color w:val="D9D9D9" w:themeColor="background1" w:themeShade="D9"/>
+                <w:color w:val="95DD9F" w:themeColor="background1" w:themeShade="D9"/>
               </w:rPr>
               <w:t>和</w:t>
             </w:r>
@@ -3583,7 +3437,7 @@
             <w:r>
               <w:rPr>
                 <w:rFonts w:hint="eastAsia"/>
-                <w:color w:val="D9D9D9" w:themeColor="background1" w:themeShade="D9"/>
+                <w:color w:val="95DD9F" w:themeColor="background1" w:themeShade="D9"/>
               </w:rPr>
               <w:t>sequoiadb</w:t>
             </w:r>
@@ -3591,14 +3445,14 @@
             <w:r>
               <w:rPr>
                 <w:rFonts w:hint="eastAsia"/>
-                <w:color w:val="D9D9D9" w:themeColor="background1" w:themeShade="D9"/>
+                <w:color w:val="95DD9F" w:themeColor="background1" w:themeShade="D9"/>
               </w:rPr>
               <w:t xml:space="preserve"> </w:t>
             </w:r>
             <w:r>
               <w:rPr>
                 <w:rFonts w:hint="eastAsia"/>
-                <w:color w:val="D9D9D9" w:themeColor="background1" w:themeShade="D9"/>
+                <w:color w:val="95DD9F" w:themeColor="background1" w:themeShade="D9"/>
               </w:rPr>
               <w:t>对接</w:t>
             </w:r>
@@ -3611,13 +3465,13 @@
           <w:p>
             <w:pPr>
               <w:rPr>
-                <w:color w:val="D9D9D9" w:themeColor="background1" w:themeShade="D9"/>
-              </w:rPr>
-            </w:pPr>
-            <w:r>
-              <w:rPr>
-                <w:rFonts w:hint="eastAsia"/>
-                <w:color w:val="D9D9D9" w:themeColor="background1" w:themeShade="D9"/>
+                <w:color w:val="95DD9F" w:themeColor="background1" w:themeShade="D9"/>
+              </w:rPr>
+            </w:pPr>
+            <w:r>
+              <w:rPr>
+                <w:rFonts w:hint="eastAsia"/>
+                <w:color w:val="95DD9F" w:themeColor="background1" w:themeShade="D9"/>
               </w:rPr>
               <w:t>龙阳</w:t>
             </w:r>
@@ -3630,13 +3484,13 @@
           <w:p>
             <w:pPr>
               <w:rPr>
-                <w:color w:val="D9D9D9" w:themeColor="background1" w:themeShade="D9"/>
-              </w:rPr>
-            </w:pPr>
-            <w:r>
-              <w:rPr>
-                <w:rFonts w:hint="eastAsia"/>
-                <w:color w:val="D9D9D9" w:themeColor="background1" w:themeShade="D9"/>
+                <w:color w:val="95DD9F" w:themeColor="background1" w:themeShade="D9"/>
+              </w:rPr>
+            </w:pPr>
+            <w:r>
+              <w:rPr>
+                <w:rFonts w:hint="eastAsia"/>
+                <w:color w:val="95DD9F" w:themeColor="background1" w:themeShade="D9"/>
               </w:rPr>
               <w:t>5-26</w:t>
             </w:r>
@@ -3649,7 +3503,7 @@
           <w:p>
             <w:pPr>
               <w:rPr>
-                <w:color w:val="D9D9D9" w:themeColor="background1" w:themeShade="D9"/>
+                <w:color w:val="95DD9F" w:themeColor="background1" w:themeShade="D9"/>
               </w:rPr>
             </w:pPr>
           </w:p>
@@ -3661,13 +3515,13 @@
           <w:p>
             <w:pPr>
               <w:rPr>
-                <w:color w:val="D9D9D9" w:themeColor="background1" w:themeShade="D9"/>
-              </w:rPr>
-            </w:pPr>
-            <w:r>
-              <w:rPr>
-                <w:rFonts w:hint="eastAsia"/>
-                <w:color w:val="D9D9D9" w:themeColor="background1" w:themeShade="D9"/>
+                <w:color w:val="95DD9F" w:themeColor="background1" w:themeShade="D9"/>
+              </w:rPr>
+            </w:pPr>
+            <w:r>
+              <w:rPr>
+                <w:rFonts w:hint="eastAsia"/>
+                <w:color w:val="95DD9F" w:themeColor="background1" w:themeShade="D9"/>
               </w:rPr>
               <w:t>已经完成</w:t>
             </w:r>
@@ -3675,7 +3529,7 @@
           <w:p>
             <w:pPr>
               <w:rPr>
-                <w:color w:val="D9D9D9" w:themeColor="background1" w:themeShade="D9"/>
+                <w:color w:val="95DD9F" w:themeColor="background1" w:themeShade="D9"/>
               </w:rPr>
             </w:pPr>
           </w:p>
@@ -4190,7 +4044,7 @@
         <a:sysClr val="windowText" lastClr="000000"/>
       </a:dk1>
       <a:lt1>
-        <a:sysClr val="window" lastClr="FFFFFF"/>
+        <a:sysClr val="window" lastClr="C7EDCC"/>
       </a:lt1>
       <a:dk2>
         <a:srgbClr val="1F497D"/>
